--- a/build/html/_downloads/6978da1bd23629b56292a234ba846a5f/Lab4_Report_26Fall.docx
+++ b/build/html/_downloads/6978da1bd23629b56292a234ba846a5f/Lab4_Report_26Fall.docx
@@ -1,6 +1,6 @@
 
 <file path=word/document.xml><?xml version="1.0" encoding="utf-8"?>
-<w:document xmlns:wpc="http://schemas.microsoft.com/office/word/2010/wordprocessingCanvas" xmlns:cx="http://schemas.microsoft.com/office/drawing/2014/chartex" xmlns:cx1="http://schemas.microsoft.com/office/drawing/2015/9/8/chartex" xmlns:cx2="http://schemas.microsoft.com/office/drawing/2015/10/21/chartex" xmlns:cx3="http://schemas.microsoft.com/office/drawing/2016/5/9/chartex" xmlns:cx4="http://schemas.microsoft.com/office/drawing/2016/5/10/chartex" xmlns:cx5="http://schemas.microsoft.com/office/drawing/2016/5/11/chartex" xmlns:cx6="http://schemas.microsoft.com/office/drawing/2016/5/12/chartex" xmlns:cx7="http://schemas.microsoft.com/office/drawing/2016/5/13/chartex" xmlns:cx8="http://schemas.microsoft.com/office/drawing/2016/5/14/chartex" xmlns:mc="http://schemas.openxmlformats.org/markup-compatibility/2006" xmlns:aink="http://schemas.microsoft.com/office/drawing/2016/ink" xmlns:am3d="http://schemas.microsoft.com/office/drawing/2017/model3d" xmlns:o="urn:schemas-microsoft-com:office:office" xmlns:oel="http://schemas.microsoft.com/office/2019/extlst" xmlns:r="http://schemas.openxmlformats.org/officeDocument/2006/relationships" xmlns:m="http://schemas.openxmlformats.org/officeDocument/2006/math" xmlns:v="urn:schemas-microsoft-com:vml" xmlns:wp14="http://schemas.microsoft.com/office/word/2010/wordprocessingDrawing" xmlns:wp="http://schemas.openxmlformats.org/drawingml/2006/wordprocessingDrawing" xmlns:w10="urn:schemas-microsoft-com:office:word" xmlns:w="http://schemas.openxmlformats.org/wordprocessingml/2006/main" xmlns:w14="http://schemas.microsoft.com/office/word/2010/wordml" xmlns:w15="http://schemas.microsoft.com/office/word/2012/wordml" xmlns:w16cex="http://schemas.microsoft.com/office/word/2018/wordml/cex" xmlns:w16cid="http://schemas.microsoft.com/office/word/2016/wordml/cid" xmlns:w16="http://schemas.microsoft.com/office/word/2018/wordml" xmlns:w16du="http://schemas.microsoft.com/office/word/2023/wordml/word16du" xmlns:w16sdtdh="http://schemas.microsoft.com/office/word/2020/wordml/sdtdatahash" xmlns:w16sdtfl="http://schemas.microsoft.com/office/word/2024/wordml/sdtformatlock" xmlns:w16se="http://schemas.microsoft.com/office/word/2015/wordml/symex" xmlns:wpg="http://schemas.microsoft.com/office/word/2010/wordprocessingGroup" xmlns:wpi="http://schemas.microsoft.com/office/word/2010/wordprocessingInk" xmlns:wne="http://schemas.microsoft.com/office/word/2006/wordml" xmlns:wps="http://schemas.microsoft.com/office/word/2010/wordprocessingShape" mc:Ignorable="w14 w15 w16se w16cid w16 w16cex w16sdtdh w16sdtfl w16du wp14">
+<w:document xmlns:wpc="http://schemas.microsoft.com/office/word/2010/wordprocessingCanvas" xmlns:cx="http://schemas.microsoft.com/office/drawing/2014/chartex" xmlns:cx1="http://schemas.microsoft.com/office/drawing/2015/9/8/chartex" xmlns:cx2="http://schemas.microsoft.com/office/drawing/2015/10/21/chartex" xmlns:cx3="http://schemas.microsoft.com/office/drawing/2016/5/9/chartex" xmlns:cx4="http://schemas.microsoft.com/office/drawing/2016/5/10/chartex" xmlns:cx5="http://schemas.microsoft.com/office/drawing/2016/5/11/chartex" xmlns:cx6="http://schemas.microsoft.com/office/drawing/2016/5/12/chartex" xmlns:cx7="http://schemas.microsoft.com/office/drawing/2016/5/13/chartex" xmlns:cx8="http://schemas.microsoft.com/office/drawing/2016/5/14/chartex" xmlns:mc="http://schemas.openxmlformats.org/markup-compatibility/2006" xmlns:aink="http://schemas.microsoft.com/office/drawing/2016/ink" xmlns:am3d="http://schemas.microsoft.com/office/drawing/2017/model3d" xmlns:o="urn:schemas-microsoft-com:office:office" xmlns:r="http://schemas.openxmlformats.org/officeDocument/2006/relationships" xmlns:m="http://schemas.openxmlformats.org/officeDocument/2006/math" xmlns:v="urn:schemas-microsoft-com:vml" xmlns:wp14="http://schemas.microsoft.com/office/word/2010/wordprocessingDrawing" xmlns:wp="http://schemas.openxmlformats.org/drawingml/2006/wordprocessingDrawing" xmlns:w10="urn:schemas-microsoft-com:office:word" xmlns:w="http://schemas.openxmlformats.org/wordprocessingml/2006/main" xmlns:w14="http://schemas.microsoft.com/office/word/2010/wordml" xmlns:w15="http://schemas.microsoft.com/office/word/2012/wordml" xmlns:w16cex="http://schemas.microsoft.com/office/word/2018/wordml/cex" xmlns:w16cid="http://schemas.microsoft.com/office/word/2016/wordml/cid" xmlns:w16="http://schemas.microsoft.com/office/word/2018/wordml" xmlns:w16sdtdh="http://schemas.microsoft.com/office/word/2020/wordml/sdtdatahash" xmlns:w16se="http://schemas.microsoft.com/office/word/2015/wordml/symex" xmlns:wpg="http://schemas.microsoft.com/office/word/2010/wordprocessingGroup" xmlns:wpi="http://schemas.microsoft.com/office/word/2010/wordprocessingInk" xmlns:wne="http://schemas.microsoft.com/office/word/2006/wordml" xmlns:wps="http://schemas.microsoft.com/office/word/2010/wordprocessingShape" mc:Ignorable="w14 w15 w16se w16cid w16 w16cex w16sdtdh wp14">
   <w:body>
     <w:p>
       <w:pPr>
@@ -81,12 +81,12 @@
       </w:r>
       <w:r>
         <w:rPr>
-          <w:rFonts w:ascii="Arial" w:hAnsi="Arial" w:cs="Arial" w:hint="eastAsia"/>
-          <w:b/>
-          <w:sz w:val="24"/>
-          <w:szCs w:val="24"/>
-        </w:rPr>
-        <w:t>3</w:t>
+          <w:rFonts w:ascii="Arial" w:hAnsi="Arial" w:cs="Arial"/>
+          <w:b/>
+          <w:sz w:val="24"/>
+          <w:szCs w:val="24"/>
+        </w:rPr>
+        <w:t>4</w:t>
       </w:r>
       <w:r>
         <w:rPr>
@@ -254,7 +254,7 @@
           <w:sz w:val="24"/>
           <w:szCs w:val="24"/>
         </w:rPr>
-        <w:t>Oct</w:t>
+        <w:t>Nov</w:t>
       </w:r>
       <w:r>
         <w:rPr>
@@ -278,13 +278,13 @@
       </w:r>
       <w:r>
         <w:rPr>
-          <w:rFonts w:ascii="Arial" w:hAnsi="Arial" w:cs="Arial" w:hint="eastAsia"/>
+          <w:rFonts w:ascii="Arial" w:hAnsi="Arial" w:cs="Arial"/>
           <w:b/>
           <w:color w:val="C00000"/>
           <w:sz w:val="24"/>
           <w:szCs w:val="24"/>
         </w:rPr>
-        <w:t>18</w:t>
+        <w:t>1</w:t>
       </w:r>
       <w:r>
         <w:rPr>
@@ -295,7 +295,7 @@
           <w:szCs w:val="24"/>
           <w:vertAlign w:val="superscript"/>
         </w:rPr>
-        <w:t>th</w:t>
+        <w:t>st</w:t>
       </w:r>
       <w:r>
         <w:rPr>
@@ -711,7 +711,7 @@
               </wp:anchor>
             </w:drawing>
           </mc:Choice>
-          <mc:Fallback>
+          <mc:Fallback xmlns:w16sdtfl="http://schemas.microsoft.com/office/word/2024/wordml/sdtformatlock" xmlns:w16du="http://schemas.microsoft.com/office/word/2023/wordml/word16du" xmlns:oel="http://schemas.microsoft.com/office/2019/extlst">
             <w:pict>
               <v:line w14:anchorId="7A667FB1" id="Straight Connector 6" o:spid="_x0000_s1026" style="position:absolute;z-index:251661312;visibility:visible;mso-wrap-style:square;mso-wrap-distance-left:9pt;mso-wrap-distance-top:0;mso-wrap-distance-right:9pt;mso-wrap-distance-bottom:0;mso-position-horizontal:absolute;mso-position-horizontal-relative:margin;mso-position-vertical:absolute;mso-position-vertical-relative:text" from="-.1pt,.5pt" to="469.5pt,.5pt" o:gfxdata="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" strokecolor="#2f5496 [2408]" strokeweight="2.25pt">
                 <v:stroke joinstyle="miter"/>
@@ -767,7 +767,7 @@
           <w:sz w:val="24"/>
           <w:szCs w:val="24"/>
         </w:rPr>
-        <w:t>状态转换图</w:t>
+        <w:t>证明数值大小的判断逻辑</w:t>
       </w:r>
     </w:p>
     <w:p>
@@ -798,7 +798,16 @@
           <w:sz w:val="24"/>
           <w:szCs w:val="24"/>
         </w:rPr>
-        <w:t>画出交通灯状态机的状态转换图。</w:t>
+        <w:t>写出证明过程</w:t>
+      </w:r>
+      <w:r>
+        <w:rPr>
+          <w:rFonts w:ascii="Times New Roman" w:eastAsia="华文仿宋" w:hAnsi="Times New Roman" w:cs="Times New Roman" w:hint="eastAsia"/>
+          <w:bCs/>
+          <w:sz w:val="24"/>
+          <w:szCs w:val="24"/>
+        </w:rPr>
+        <w:t>。</w:t>
       </w:r>
     </w:p>
     <w:p>
@@ -869,7 +878,7 @@
               </wp:inline>
             </w:drawing>
           </mc:Choice>
-          <mc:Fallback>
+          <mc:Fallback xmlns:w16sdtfl="http://schemas.microsoft.com/office/word/2024/wordml/sdtformatlock" xmlns:w16du="http://schemas.microsoft.com/office/word/2023/wordml/word16du" xmlns:oel="http://schemas.microsoft.com/office/2019/extlst">
             <w:pict>
               <v:shapetype w14:anchorId="2E5F3BBE" id="_x0000_t202" coordsize="21600,21600" o:spt="202" path="m,l,21600r21600,l21600,xe">
                 <v:stroke joinstyle="miter"/>
@@ -927,7 +936,7 @@
           <w:sz w:val="24"/>
           <w:szCs w:val="24"/>
         </w:rPr>
-        <w:t>3</w:t>
+        <w:t>4</w:t>
       </w:r>
       <w:r>
         <w:rPr>
@@ -985,7 +994,43 @@
           <w:sz w:val="24"/>
           <w:szCs w:val="24"/>
         </w:rPr>
-        <w:t>将完整周期的仿真波形图截图附上。</w:t>
+        <w:t>将</w:t>
+      </w:r>
+      <w:r>
+        <w:rPr>
+          <w:rFonts w:ascii="Times New Roman" w:eastAsia="华文仿宋" w:hAnsi="Times New Roman" w:cs="Times New Roman" w:hint="eastAsia"/>
+          <w:bCs/>
+          <w:sz w:val="24"/>
+          <w:szCs w:val="24"/>
+        </w:rPr>
+        <w:t>所有</w:t>
+      </w:r>
+      <w:r>
+        <w:rPr>
+          <w:rFonts w:ascii="Times New Roman" w:eastAsia="华文仿宋" w:hAnsi="Times New Roman" w:cs="Times New Roman" w:hint="eastAsia"/>
+          <w:bCs/>
+          <w:sz w:val="24"/>
+          <w:szCs w:val="24"/>
+        </w:rPr>
+        <w:t>case</w:t>
+      </w:r>
+      <w:r>
+        <w:rPr>
+          <w:rFonts w:ascii="Times New Roman" w:eastAsia="华文仿宋" w:hAnsi="Times New Roman" w:cs="Times New Roman" w:hint="eastAsia"/>
+          <w:bCs/>
+          <w:sz w:val="24"/>
+          <w:szCs w:val="24"/>
+        </w:rPr>
+        <w:t>都通过仿真的</w:t>
+      </w:r>
+      <w:r>
+        <w:rPr>
+          <w:rFonts w:ascii="Times New Roman" w:eastAsia="华文仿宋" w:hAnsi="Times New Roman" w:cs="Times New Roman" w:hint="eastAsia"/>
+          <w:bCs/>
+          <w:sz w:val="24"/>
+          <w:szCs w:val="24"/>
+        </w:rPr>
+        <w:t>截图附上。</w:t>
       </w:r>
     </w:p>
     <w:p>
@@ -1058,7 +1103,7 @@
               </wp:inline>
             </w:drawing>
           </mc:Choice>
-          <mc:Fallback>
+          <mc:Fallback xmlns:w16sdtfl="http://schemas.microsoft.com/office/word/2024/wordml/sdtformatlock" xmlns:w16du="http://schemas.microsoft.com/office/word/2023/wordml/word16du" xmlns:oel="http://schemas.microsoft.com/office/2019/extlst">
             <w:pict>
               <v:shapetype w14:anchorId="3F05FE13" id="_x0000_t202" coordsize="21600,21600" o:spt="202" path="m,l,21600r21600,l21600,xe">
                 <v:stroke joinstyle="miter"/>
@@ -1256,6 +1301,24 @@
         </w:rPr>
         <w:t>结果是否与你预期的一致？</w:t>
       </w:r>
+      <w:r>
+        <w:rPr>
+          <w:rFonts w:ascii="Times New Roman" w:eastAsia="华文仿宋" w:hAnsi="Times New Roman" w:cs="Times New Roman" w:hint="eastAsia"/>
+          <w:bCs/>
+          <w:sz w:val="24"/>
+          <w:szCs w:val="24"/>
+        </w:rPr>
+        <w:t>如果不一致，</w:t>
+      </w:r>
+      <w:r>
+        <w:rPr>
+          <w:rFonts w:ascii="Times New Roman" w:eastAsia="华文仿宋" w:hAnsi="Times New Roman" w:cs="Times New Roman" w:hint="eastAsia"/>
+          <w:bCs/>
+          <w:sz w:val="24"/>
+          <w:szCs w:val="24"/>
+        </w:rPr>
+        <w:t>原因是什么？</w:t>
+      </w:r>
     </w:p>
     <w:p>
       <w:pPr>
@@ -1278,25 +1341,25 @@
           <w:sz w:val="24"/>
           <w:szCs w:val="24"/>
         </w:rPr>
-        <w:t>在设计</w:t>
-      </w:r>
-      <w:r>
-        <w:rPr>
-          <w:rFonts w:ascii="Times New Roman" w:eastAsia="华文仿宋" w:hAnsi="Times New Roman" w:cs="Times New Roman" w:hint="eastAsia"/>
-          <w:bCs/>
-          <w:sz w:val="24"/>
-          <w:szCs w:val="24"/>
-        </w:rPr>
-        <w:t>、仿真、综合、实现、编程</w:t>
-      </w:r>
-      <w:r>
-        <w:rPr>
-          <w:rFonts w:ascii="Times New Roman" w:eastAsia="华文仿宋" w:hAnsi="Times New Roman" w:cs="Times New Roman" w:hint="eastAsia"/>
-          <w:bCs/>
-          <w:sz w:val="24"/>
-          <w:szCs w:val="24"/>
-        </w:rPr>
-        <w:t>过程中是否遇到了一些问题或困难？你是如何解决它们的？原因是什么？</w:t>
+        <w:t>你是如何</w:t>
+      </w:r>
+      <w:r>
+        <w:rPr>
+          <w:rFonts w:ascii="Times New Roman" w:eastAsia="华文仿宋" w:hAnsi="Times New Roman" w:cs="Times New Roman" w:hint="eastAsia"/>
+          <w:bCs/>
+          <w:sz w:val="24"/>
+          <w:szCs w:val="24"/>
+        </w:rPr>
+        <w:t>debug</w:t>
+      </w:r>
+      <w:r>
+        <w:rPr>
+          <w:rFonts w:ascii="Times New Roman" w:eastAsia="华文仿宋" w:hAnsi="Times New Roman" w:cs="Times New Roman" w:hint="eastAsia"/>
+          <w:bCs/>
+          <w:sz w:val="24"/>
+          <w:szCs w:val="24"/>
+        </w:rPr>
+        <w:t>的？</w:t>
       </w:r>
     </w:p>
     <w:p>
@@ -1320,7 +1383,34 @@
           <w:sz w:val="24"/>
           <w:szCs w:val="24"/>
         </w:rPr>
-        <w:t>是否遇到仿真通过而上板出错的情况</w:t>
+        <w:t>是否有对</w:t>
+      </w:r>
+      <w:r>
+        <w:rPr>
+          <w:rFonts w:ascii="Times New Roman" w:eastAsia="华文仿宋" w:hAnsi="Times New Roman" w:cs="Times New Roman" w:hint="eastAsia"/>
+          <w:bCs/>
+          <w:sz w:val="24"/>
+          <w:szCs w:val="24"/>
+        </w:rPr>
+        <w:t>编码</w:t>
+      </w:r>
+      <w:r>
+        <w:rPr>
+          <w:rFonts w:ascii="Times New Roman" w:eastAsia="华文仿宋" w:hAnsi="Times New Roman" w:cs="Times New Roman"/>
+          <w:bCs/>
+          <w:sz w:val="24"/>
+          <w:szCs w:val="24"/>
+        </w:rPr>
+        <w:t>Verilog</w:t>
+      </w:r>
+      <w:r>
+        <w:rPr>
+          <w:rFonts w:ascii="Times New Roman" w:eastAsia="华文仿宋" w:hAnsi="Times New Roman" w:cs="Times New Roman" w:hint="eastAsia"/>
+          <w:bCs/>
+          <w:sz w:val="24"/>
+          <w:szCs w:val="24"/>
+        </w:rPr>
+        <w:t>的一些好建议</w:t>
       </w:r>
       <w:r>
         <w:rPr>
@@ -1330,15 +1420,6 @@
           <w:szCs w:val="24"/>
         </w:rPr>
         <w:t>？</w:t>
-      </w:r>
-      <w:r>
-        <w:rPr>
-          <w:rFonts w:ascii="Times New Roman" w:eastAsia="华文仿宋" w:hAnsi="Times New Roman" w:cs="Times New Roman" w:hint="eastAsia"/>
-          <w:bCs/>
-          <w:sz w:val="24"/>
-          <w:szCs w:val="24"/>
-        </w:rPr>
-        <w:t>是什么情况？你是如何解决的？</w:t>
       </w:r>
     </w:p>
     <w:p>
@@ -1429,7 +1510,7 @@
               </wp:inline>
             </w:drawing>
           </mc:Choice>
-          <mc:Fallback>
+          <mc:Fallback xmlns:w16sdtfl="http://schemas.microsoft.com/office/word/2024/wordml/sdtformatlock" xmlns:w16du="http://schemas.microsoft.com/office/word/2023/wordml/word16du" xmlns:oel="http://schemas.microsoft.com/office/2019/extlst">
             <w:pict>
               <v:shape w14:anchorId="6A90B8F3" id="_x0000_s1029" type="#_x0000_t202" style="width:445.95pt;height:110.6pt;visibility:visible;mso-wrap-style:square;mso-left-percent:-10001;mso-top-percent:-10001;mso-position-horizontal:absolute;mso-position-horizontal-relative:char;mso-position-vertical:absolute;mso-position-vertical-relative:line;mso-left-percent:-10001;mso-top-percent:-10001;v-text-anchor:top" o:gfxdata="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">
                 <v:textbox style="mso-fit-shape-to-text:t">
@@ -1456,205 +1537,6 @@
         </w:rPr>
       </w:pPr>
     </w:p>
-    <w:p>
-      <w:pPr>
-        <w:spacing w:after="120"/>
-        <w:jc w:val="both"/>
-        <w:rPr>
-          <w:rFonts w:ascii="Times New Roman" w:eastAsia="华文仿宋" w:hAnsi="Times New Roman" w:cs="Times New Roman"/>
-          <w:bCs/>
-          <w:sz w:val="24"/>
-          <w:szCs w:val="24"/>
-        </w:rPr>
-      </w:pPr>
-      <w:r>
-        <w:rPr>
-          <w:rFonts w:ascii="Times New Roman" w:eastAsia="华文仿宋" w:hAnsi="Times New Roman" w:cs="Times New Roman" w:hint="eastAsia"/>
-          <w:b/>
-          <w:sz w:val="24"/>
-          <w:szCs w:val="24"/>
-        </w:rPr>
-        <w:t>选作内容</w:t>
-      </w:r>
-      <w:r>
-        <w:rPr>
-          <w:rFonts w:ascii="Times New Roman" w:eastAsia="华文仿宋" w:hAnsi="Times New Roman" w:cs="Times New Roman" w:hint="eastAsia"/>
-          <w:bCs/>
-          <w:sz w:val="24"/>
-          <w:szCs w:val="24"/>
-        </w:rPr>
-        <w:t>:</w:t>
-      </w:r>
-      <w:r>
-        <w:rPr>
-          <w:rFonts w:ascii="Times New Roman" w:eastAsia="华文仿宋" w:hAnsi="Times New Roman" w:cs="Times New Roman" w:hint="eastAsia"/>
-          <w:bCs/>
-          <w:sz w:val="24"/>
-          <w:szCs w:val="24"/>
-        </w:rPr>
-        <w:t xml:space="preserve"> BCD</w:t>
-      </w:r>
-      <w:r>
-        <w:rPr>
-          <w:rFonts w:ascii="Times New Roman" w:eastAsia="华文仿宋" w:hAnsi="Times New Roman" w:cs="Times New Roman" w:hint="eastAsia"/>
-          <w:bCs/>
-          <w:sz w:val="24"/>
-          <w:szCs w:val="24"/>
-        </w:rPr>
-        <w:t>码显示</w:t>
-      </w:r>
-    </w:p>
-    <w:p>
-      <w:pPr>
-        <w:spacing w:after="120"/>
-        <w:ind w:firstLineChars="193" w:firstLine="463"/>
-        <w:jc w:val="both"/>
-        <w:rPr>
-          <w:rFonts w:ascii="Times New Roman" w:eastAsia="华文仿宋" w:hAnsi="Times New Roman" w:cs="Times New Roman"/>
-          <w:bCs/>
-          <w:sz w:val="24"/>
-          <w:szCs w:val="24"/>
-        </w:rPr>
-      </w:pPr>
-      <w:r>
-        <w:rPr>
-          <w:rFonts w:ascii="Times New Roman" w:eastAsia="华文仿宋" w:hAnsi="Times New Roman" w:cs="Times New Roman" w:hint="eastAsia"/>
-          <w:bCs/>
-          <w:sz w:val="24"/>
-          <w:szCs w:val="24"/>
-        </w:rPr>
-        <w:t>请</w:t>
-      </w:r>
-      <w:r>
-        <w:rPr>
-          <w:rFonts w:ascii="Times New Roman" w:eastAsia="华文仿宋" w:hAnsi="Times New Roman" w:cs="Times New Roman" w:hint="eastAsia"/>
-          <w:bCs/>
-          <w:sz w:val="24"/>
-          <w:szCs w:val="24"/>
-        </w:rPr>
-        <w:t>描述你实现</w:t>
-      </w:r>
-      <w:r>
-        <w:rPr>
-          <w:rFonts w:ascii="Times New Roman" w:eastAsia="华文仿宋" w:hAnsi="Times New Roman" w:cs="Times New Roman" w:hint="eastAsia"/>
-          <w:bCs/>
-          <w:sz w:val="24"/>
-          <w:szCs w:val="24"/>
-        </w:rPr>
-        <w:t>BCD</w:t>
-      </w:r>
-      <w:r>
-        <w:rPr>
-          <w:rFonts w:ascii="Times New Roman" w:eastAsia="华文仿宋" w:hAnsi="Times New Roman" w:cs="Times New Roman" w:hint="eastAsia"/>
-          <w:bCs/>
-          <w:sz w:val="24"/>
-          <w:szCs w:val="24"/>
-        </w:rPr>
-        <w:t>码显示的思路</w:t>
-      </w:r>
-      <w:r>
-        <w:rPr>
-          <w:rFonts w:ascii="Times New Roman" w:eastAsia="华文仿宋" w:hAnsi="Times New Roman" w:cs="Times New Roman" w:hint="eastAsia"/>
-          <w:bCs/>
-          <w:sz w:val="24"/>
-          <w:szCs w:val="24"/>
-        </w:rPr>
-        <w:t>。</w:t>
-      </w:r>
-    </w:p>
-    <w:p>
-      <w:pPr>
-        <w:spacing w:after="120"/>
-        <w:ind w:firstLineChars="193" w:firstLine="425"/>
-        <w:jc w:val="both"/>
-        <w:rPr>
-          <w:rFonts w:ascii="Arial" w:hAnsi="Arial" w:cs="Arial"/>
-          <w:b/>
-          <w:sz w:val="24"/>
-          <w:szCs w:val="24"/>
-        </w:rPr>
-      </w:pPr>
-      <w:r>
-        <w:rPr>
-          <w:noProof/>
-        </w:rPr>
-        <mc:AlternateContent>
-          <mc:Choice Requires="wps">
-            <w:drawing>
-              <wp:inline distT="0" distB="0" distL="0" distR="0" wp14:anchorId="1B31430A" wp14:editId="4BE59CFD">
-                <wp:extent cx="5663518" cy="1404620"/>
-                <wp:effectExtent l="0" t="0" r="13970" b="13970"/>
-                <wp:docPr id="599850728" name="文本框 2"/>
-                <wp:cNvGraphicFramePr>
-                  <a:graphicFrameLocks xmlns:a="http://schemas.openxmlformats.org/drawingml/2006/main"/>
-                </wp:cNvGraphicFramePr>
-                <a:graphic xmlns:a="http://schemas.openxmlformats.org/drawingml/2006/main">
-                  <a:graphicData uri="http://schemas.microsoft.com/office/word/2010/wordprocessingShape">
-                    <wps:wsp>
-                      <wps:cNvSpPr txBox="1">
-                        <a:spLocks noChangeArrowheads="1"/>
-                      </wps:cNvSpPr>
-                      <wps:spPr bwMode="auto">
-                        <a:xfrm>
-                          <a:off x="0" y="0"/>
-                          <a:ext cx="5663518" cy="1404620"/>
-                        </a:xfrm>
-                        <a:prstGeom prst="rect">
-                          <a:avLst/>
-                        </a:prstGeom>
-                        <a:solidFill>
-                          <a:srgbClr val="FFFFFF"/>
-                        </a:solidFill>
-                        <a:ln w="9525">
-                          <a:solidFill>
-                            <a:srgbClr val="000000"/>
-                          </a:solidFill>
-                          <a:miter lim="800000"/>
-                          <a:headEnd/>
-                          <a:tailEnd/>
-                        </a:ln>
-                      </wps:spPr>
-                      <wps:txbx>
-                        <w:txbxContent>
-                          <w:p/>
-                        </w:txbxContent>
-                      </wps:txbx>
-                      <wps:bodyPr rot="0" vert="horz" wrap="square" lIns="91440" tIns="45720" rIns="91440" bIns="45720" anchor="t" anchorCtr="0">
-                        <a:spAutoFit/>
-                      </wps:bodyPr>
-                    </wps:wsp>
-                  </a:graphicData>
-                </a:graphic>
-              </wp:inline>
-            </w:drawing>
-          </mc:Choice>
-          <mc:Fallback>
-            <w:pict>
-              <v:shape w14:anchorId="1B31430A" id="_x0000_s1029" type="#_x0000_t202" style="width:445.95pt;height:110.6pt;visibility:visible;mso-wrap-style:square;mso-left-percent:-10001;mso-top-percent:-10001;mso-position-horizontal:absolute;mso-position-horizontal-relative:char;mso-position-vertical:absolute;mso-position-vertical-relative:line;mso-left-percent:-10001;mso-top-percent:-10001;v-text-anchor:top" o:gfxdata="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">
-                <v:textbox style="mso-fit-shape-to-text:t">
-                  <w:txbxContent>
-                    <w:p/>
-                  </w:txbxContent>
-                </v:textbox>
-                <w10:anchorlock/>
-              </v:shape>
-            </w:pict>
-          </mc:Fallback>
-        </mc:AlternateContent>
-      </w:r>
-    </w:p>
-    <w:p>
-      <w:pPr>
-        <w:spacing w:after="120"/>
-        <w:jc w:val="both"/>
-        <w:rPr>
-          <w:rFonts w:ascii="Times New Roman" w:eastAsia="华文仿宋" w:hAnsi="Times New Roman" w:cs="Times New Roman" w:hint="eastAsia"/>
-          <w:b/>
-          <w:sz w:val="24"/>
-          <w:szCs w:val="24"/>
-        </w:rPr>
-      </w:pPr>
-    </w:p>
     <w:sectPr>
       <w:pgSz w:w="12240" w:h="15840"/>
       <w:pgMar w:top="1440" w:right="1440" w:bottom="1440" w:left="1440" w:header="720" w:footer="720" w:gutter="0"/>
@@ -1666,7 +1548,7 @@
 </file>
 
 <file path=word/endnotes.xml><?xml version="1.0" encoding="utf-8"?>
-<w:endnotes xmlns:wpc="http://schemas.microsoft.com/office/word/2010/wordprocessingCanvas" xmlns:cx="http://schemas.microsoft.com/office/drawing/2014/chartex" xmlns:cx1="http://schemas.microsoft.com/office/drawing/2015/9/8/chartex" xmlns:cx2="http://schemas.microsoft.com/office/drawing/2015/10/21/chartex" xmlns:cx3="http://schemas.microsoft.com/office/drawing/2016/5/9/chartex" xmlns:cx4="http://schemas.microsoft.com/office/drawing/2016/5/10/chartex" xmlns:cx5="http://schemas.microsoft.com/office/drawing/2016/5/11/chartex" xmlns:cx6="http://schemas.microsoft.com/office/drawing/2016/5/12/chartex" xmlns:cx7="http://schemas.microsoft.com/office/drawing/2016/5/13/chartex" xmlns:cx8="http://schemas.microsoft.com/office/drawing/2016/5/14/chartex" xmlns:mc="http://schemas.openxmlformats.org/markup-compatibility/2006" xmlns:aink="http://schemas.microsoft.com/office/drawing/2016/ink" xmlns:am3d="http://schemas.microsoft.com/office/drawing/2017/model3d" xmlns:o="urn:schemas-microsoft-com:office:office" xmlns:oel="http://schemas.microsoft.com/office/2019/extlst" xmlns:r="http://schemas.openxmlformats.org/officeDocument/2006/relationships" xmlns:m="http://schemas.openxmlformats.org/officeDocument/2006/math" xmlns:v="urn:schemas-microsoft-com:vml" xmlns:wp14="http://schemas.microsoft.com/office/word/2010/wordprocessingDrawing" xmlns:wp="http://schemas.openxmlformats.org/drawingml/2006/wordprocessingDrawing" xmlns:w10="urn:schemas-microsoft-com:office:word" xmlns:w="http://schemas.openxmlformats.org/wordprocessingml/2006/main" xmlns:w14="http://schemas.microsoft.com/office/word/2010/wordml" xmlns:w15="http://schemas.microsoft.com/office/word/2012/wordml" xmlns:w16cex="http://schemas.microsoft.com/office/word/2018/wordml/cex" xmlns:w16cid="http://schemas.microsoft.com/office/word/2016/wordml/cid" xmlns:w16="http://schemas.microsoft.com/office/word/2018/wordml" xmlns:w16du="http://schemas.microsoft.com/office/word/2023/wordml/word16du" xmlns:w16sdtdh="http://schemas.microsoft.com/office/word/2020/wordml/sdtdatahash" xmlns:w16sdtfl="http://schemas.microsoft.com/office/word/2024/wordml/sdtformatlock" xmlns:w16se="http://schemas.microsoft.com/office/word/2015/wordml/symex" xmlns:wpg="http://schemas.microsoft.com/office/word/2010/wordprocessingGroup" xmlns:wpi="http://schemas.microsoft.com/office/word/2010/wordprocessingInk" xmlns:wne="http://schemas.microsoft.com/office/word/2006/wordml" xmlns:wps="http://schemas.microsoft.com/office/word/2010/wordprocessingShape" mc:Ignorable="w14 w15 w16se w16cid w16 w16cex w16sdtdh w16sdtfl w16du wp14">
+<w:endnotes xmlns:wpc="http://schemas.microsoft.com/office/word/2010/wordprocessingCanvas" xmlns:cx="http://schemas.microsoft.com/office/drawing/2014/chartex" xmlns:cx1="http://schemas.microsoft.com/office/drawing/2015/9/8/chartex" xmlns:cx2="http://schemas.microsoft.com/office/drawing/2015/10/21/chartex" xmlns:cx3="http://schemas.microsoft.com/office/drawing/2016/5/9/chartex" xmlns:cx4="http://schemas.microsoft.com/office/drawing/2016/5/10/chartex" xmlns:cx5="http://schemas.microsoft.com/office/drawing/2016/5/11/chartex" xmlns:cx6="http://schemas.microsoft.com/office/drawing/2016/5/12/chartex" xmlns:cx7="http://schemas.microsoft.com/office/drawing/2016/5/13/chartex" xmlns:cx8="http://schemas.microsoft.com/office/drawing/2016/5/14/chartex" xmlns:mc="http://schemas.openxmlformats.org/markup-compatibility/2006" xmlns:aink="http://schemas.microsoft.com/office/drawing/2016/ink" xmlns:am3d="http://schemas.microsoft.com/office/drawing/2017/model3d" xmlns:o="urn:schemas-microsoft-com:office:office" xmlns:r="http://schemas.openxmlformats.org/officeDocument/2006/relationships" xmlns:m="http://schemas.openxmlformats.org/officeDocument/2006/math" xmlns:v="urn:schemas-microsoft-com:vml" xmlns:wp14="http://schemas.microsoft.com/office/word/2010/wordprocessingDrawing" xmlns:wp="http://schemas.openxmlformats.org/drawingml/2006/wordprocessingDrawing" xmlns:w10="urn:schemas-microsoft-com:office:word" xmlns:w="http://schemas.openxmlformats.org/wordprocessingml/2006/main" xmlns:w14="http://schemas.microsoft.com/office/word/2010/wordml" xmlns:w15="http://schemas.microsoft.com/office/word/2012/wordml" xmlns:w16cex="http://schemas.microsoft.com/office/word/2018/wordml/cex" xmlns:w16cid="http://schemas.microsoft.com/office/word/2016/wordml/cid" xmlns:w16="http://schemas.microsoft.com/office/word/2018/wordml" xmlns:w16sdtdh="http://schemas.microsoft.com/office/word/2020/wordml/sdtdatahash" xmlns:w16se="http://schemas.microsoft.com/office/word/2015/wordml/symex" xmlns:wpg="http://schemas.microsoft.com/office/word/2010/wordprocessingGroup" xmlns:wpi="http://schemas.microsoft.com/office/word/2010/wordprocessingInk" xmlns:wne="http://schemas.microsoft.com/office/word/2006/wordml" xmlns:wps="http://schemas.microsoft.com/office/word/2010/wordprocessingShape" mc:Ignorable="w14 w15 w16se w16cid w16 w16cex w16sdtdh wp14">
   <w:endnote w:type="separator" w:id="-1">
     <w:p>
       <w:pPr>
@@ -1691,7 +1573,7 @@
 </file>
 
 <file path=word/footnotes.xml><?xml version="1.0" encoding="utf-8"?>
-<w:footnotes xmlns:wpc="http://schemas.microsoft.com/office/word/2010/wordprocessingCanvas" xmlns:cx="http://schemas.microsoft.com/office/drawing/2014/chartex" xmlns:cx1="http://schemas.microsoft.com/office/drawing/2015/9/8/chartex" xmlns:cx2="http://schemas.microsoft.com/office/drawing/2015/10/21/chartex" xmlns:cx3="http://schemas.microsoft.com/office/drawing/2016/5/9/chartex" xmlns:cx4="http://schemas.microsoft.com/office/drawing/2016/5/10/chartex" xmlns:cx5="http://schemas.microsoft.com/office/drawing/2016/5/11/chartex" xmlns:cx6="http://schemas.microsoft.com/office/drawing/2016/5/12/chartex" xmlns:cx7="http://schemas.microsoft.com/office/drawing/2016/5/13/chartex" xmlns:cx8="http://schemas.microsoft.com/office/drawing/2016/5/14/chartex" xmlns:mc="http://schemas.openxmlformats.org/markup-compatibility/2006" xmlns:aink="http://schemas.microsoft.com/office/drawing/2016/ink" xmlns:am3d="http://schemas.microsoft.com/office/drawing/2017/model3d" xmlns:o="urn:schemas-microsoft-com:office:office" xmlns:oel="http://schemas.microsoft.com/office/2019/extlst" xmlns:r="http://schemas.openxmlformats.org/officeDocument/2006/relationships" xmlns:m="http://schemas.openxmlformats.org/officeDocument/2006/math" xmlns:v="urn:schemas-microsoft-com:vml" xmlns:wp14="http://schemas.microsoft.com/office/word/2010/wordprocessingDrawing" xmlns:wp="http://schemas.openxmlformats.org/drawingml/2006/wordprocessingDrawing" xmlns:w10="urn:schemas-microsoft-com:office:word" xmlns:w="http://schemas.openxmlformats.org/wordprocessingml/2006/main" xmlns:w14="http://schemas.microsoft.com/office/word/2010/wordml" xmlns:w15="http://schemas.microsoft.com/office/word/2012/wordml" xmlns:w16cex="http://schemas.microsoft.com/office/word/2018/wordml/cex" xmlns:w16cid="http://schemas.microsoft.com/office/word/2016/wordml/cid" xmlns:w16="http://schemas.microsoft.com/office/word/2018/wordml" xmlns:w16du="http://schemas.microsoft.com/office/word/2023/wordml/word16du" xmlns:w16sdtdh="http://schemas.microsoft.com/office/word/2020/wordml/sdtdatahash" xmlns:w16sdtfl="http://schemas.microsoft.com/office/word/2024/wordml/sdtformatlock" xmlns:w16se="http://schemas.microsoft.com/office/word/2015/wordml/symex" xmlns:wpg="http://schemas.microsoft.com/office/word/2010/wordprocessingGroup" xmlns:wpi="http://schemas.microsoft.com/office/word/2010/wordprocessingInk" xmlns:wne="http://schemas.microsoft.com/office/word/2006/wordml" xmlns:wps="http://schemas.microsoft.com/office/word/2010/wordprocessingShape" mc:Ignorable="w14 w15 w16se w16cid w16 w16cex w16sdtdh w16sdtfl w16du wp14">
+<w:footnotes xmlns:wpc="http://schemas.microsoft.com/office/word/2010/wordprocessingCanvas" xmlns:cx="http://schemas.microsoft.com/office/drawing/2014/chartex" xmlns:cx1="http://schemas.microsoft.com/office/drawing/2015/9/8/chartex" xmlns:cx2="http://schemas.microsoft.com/office/drawing/2015/10/21/chartex" xmlns:cx3="http://schemas.microsoft.com/office/drawing/2016/5/9/chartex" xmlns:cx4="http://schemas.microsoft.com/office/drawing/2016/5/10/chartex" xmlns:cx5="http://schemas.microsoft.com/office/drawing/2016/5/11/chartex" xmlns:cx6="http://schemas.microsoft.com/office/drawing/2016/5/12/chartex" xmlns:cx7="http://schemas.microsoft.com/office/drawing/2016/5/13/chartex" xmlns:cx8="http://schemas.microsoft.com/office/drawing/2016/5/14/chartex" xmlns:mc="http://schemas.openxmlformats.org/markup-compatibility/2006" xmlns:aink="http://schemas.microsoft.com/office/drawing/2016/ink" xmlns:am3d="http://schemas.microsoft.com/office/drawing/2017/model3d" xmlns:o="urn:schemas-microsoft-com:office:office" xmlns:r="http://schemas.openxmlformats.org/officeDocument/2006/relationships" xmlns:m="http://schemas.openxmlformats.org/officeDocument/2006/math" xmlns:v="urn:schemas-microsoft-com:vml" xmlns:wp14="http://schemas.microsoft.com/office/word/2010/wordprocessingDrawing" xmlns:wp="http://schemas.openxmlformats.org/drawingml/2006/wordprocessingDrawing" xmlns:w10="urn:schemas-microsoft-com:office:word" xmlns:w="http://schemas.openxmlformats.org/wordprocessingml/2006/main" xmlns:w14="http://schemas.microsoft.com/office/word/2010/wordml" xmlns:w15="http://schemas.microsoft.com/office/word/2012/wordml" xmlns:w16cex="http://schemas.microsoft.com/office/word/2018/wordml/cex" xmlns:w16cid="http://schemas.microsoft.com/office/word/2016/wordml/cid" xmlns:w16="http://schemas.microsoft.com/office/word/2018/wordml" xmlns:w16sdtdh="http://schemas.microsoft.com/office/word/2020/wordml/sdtdatahash" xmlns:w16se="http://schemas.microsoft.com/office/word/2015/wordml/symex" xmlns:wpg="http://schemas.microsoft.com/office/word/2010/wordprocessingGroup" xmlns:wpi="http://schemas.microsoft.com/office/word/2010/wordprocessingInk" xmlns:wne="http://schemas.microsoft.com/office/word/2006/wordml" xmlns:wps="http://schemas.microsoft.com/office/word/2010/wordprocessingShape" mc:Ignorable="w14 w15 w16se w16cid w16 w16cex w16sdtdh wp14">
   <w:footnote w:type="separator" w:id="-1">
     <w:p>
       <w:pPr>
@@ -1716,7 +1598,7 @@
 </file>
 
 <file path=word/numbering.xml><?xml version="1.0" encoding="utf-8"?>
-<w:numbering xmlns:wpc="http://schemas.microsoft.com/office/word/2010/wordprocessingCanvas" xmlns:cx="http://schemas.microsoft.com/office/drawing/2014/chartex" xmlns:cx1="http://schemas.microsoft.com/office/drawing/2015/9/8/chartex" xmlns:cx2="http://schemas.microsoft.com/office/drawing/2015/10/21/chartex" xmlns:cx3="http://schemas.microsoft.com/office/drawing/2016/5/9/chartex" xmlns:cx4="http://schemas.microsoft.com/office/drawing/2016/5/10/chartex" xmlns:cx5="http://schemas.microsoft.com/office/drawing/2016/5/11/chartex" xmlns:cx6="http://schemas.microsoft.com/office/drawing/2016/5/12/chartex" xmlns:cx7="http://schemas.microsoft.com/office/drawing/2016/5/13/chartex" xmlns:cx8="http://schemas.microsoft.com/office/drawing/2016/5/14/chartex" xmlns:mc="http://schemas.openxmlformats.org/markup-compatibility/2006" xmlns:aink="http://schemas.microsoft.com/office/drawing/2016/ink" xmlns:am3d="http://schemas.microsoft.com/office/drawing/2017/model3d" xmlns:o="urn:schemas-microsoft-com:office:office" xmlns:oel="http://schemas.microsoft.com/office/2019/extlst" xmlns:r="http://schemas.openxmlformats.org/officeDocument/2006/relationships" xmlns:m="http://schemas.openxmlformats.org/officeDocument/2006/math" xmlns:v="urn:schemas-microsoft-com:vml" xmlns:wp14="http://schemas.microsoft.com/office/word/2010/wordprocessingDrawing" xmlns:wp="http://schemas.openxmlformats.org/drawingml/2006/wordprocessingDrawing" xmlns:w10="urn:schemas-microsoft-com:office:word" xmlns:w="http://schemas.openxmlformats.org/wordprocessingml/2006/main" xmlns:w14="http://schemas.microsoft.com/office/word/2010/wordml" xmlns:w15="http://schemas.microsoft.com/office/word/2012/wordml" xmlns:w16cex="http://schemas.microsoft.com/office/word/2018/wordml/cex" xmlns:w16cid="http://schemas.microsoft.com/office/word/2016/wordml/cid" xmlns:w16="http://schemas.microsoft.com/office/word/2018/wordml" xmlns:w16du="http://schemas.microsoft.com/office/word/2023/wordml/word16du" xmlns:w16sdtdh="http://schemas.microsoft.com/office/word/2020/wordml/sdtdatahash" xmlns:w16sdtfl="http://schemas.microsoft.com/office/word/2024/wordml/sdtformatlock" xmlns:w16se="http://schemas.microsoft.com/office/word/2015/wordml/symex" xmlns:wpg="http://schemas.microsoft.com/office/word/2010/wordprocessingGroup" xmlns:wpi="http://schemas.microsoft.com/office/word/2010/wordprocessingInk" xmlns:wne="http://schemas.microsoft.com/office/word/2006/wordml" xmlns:wps="http://schemas.microsoft.com/office/word/2010/wordprocessingShape" mc:Ignorable="w14 w15 w16se w16cid w16 w16cex w16sdtdh w16sdtfl w16du wp14">
+<w:numbering xmlns:wpc="http://schemas.microsoft.com/office/word/2010/wordprocessingCanvas" xmlns:cx="http://schemas.microsoft.com/office/drawing/2014/chartex" xmlns:cx1="http://schemas.microsoft.com/office/drawing/2015/9/8/chartex" xmlns:cx2="http://schemas.microsoft.com/office/drawing/2015/10/21/chartex" xmlns:cx3="http://schemas.microsoft.com/office/drawing/2016/5/9/chartex" xmlns:cx4="http://schemas.microsoft.com/office/drawing/2016/5/10/chartex" xmlns:cx5="http://schemas.microsoft.com/office/drawing/2016/5/11/chartex" xmlns:cx6="http://schemas.microsoft.com/office/drawing/2016/5/12/chartex" xmlns:cx7="http://schemas.microsoft.com/office/drawing/2016/5/13/chartex" xmlns:cx8="http://schemas.microsoft.com/office/drawing/2016/5/14/chartex" xmlns:mc="http://schemas.openxmlformats.org/markup-compatibility/2006" xmlns:aink="http://schemas.microsoft.com/office/drawing/2016/ink" xmlns:am3d="http://schemas.microsoft.com/office/drawing/2017/model3d" xmlns:o="urn:schemas-microsoft-com:office:office" xmlns:r="http://schemas.openxmlformats.org/officeDocument/2006/relationships" xmlns:m="http://schemas.openxmlformats.org/officeDocument/2006/math" xmlns:v="urn:schemas-microsoft-com:vml" xmlns:wp14="http://schemas.microsoft.com/office/word/2010/wordprocessingDrawing" xmlns:wp="http://schemas.openxmlformats.org/drawingml/2006/wordprocessingDrawing" xmlns:w10="urn:schemas-microsoft-com:office:word" xmlns:w="http://schemas.openxmlformats.org/wordprocessingml/2006/main" xmlns:w14="http://schemas.microsoft.com/office/word/2010/wordml" xmlns:w15="http://schemas.microsoft.com/office/word/2012/wordml" xmlns:w16cex="http://schemas.microsoft.com/office/word/2018/wordml/cex" xmlns:w16cid="http://schemas.microsoft.com/office/word/2016/wordml/cid" xmlns:w16="http://schemas.microsoft.com/office/word/2018/wordml" xmlns:w16sdtdh="http://schemas.microsoft.com/office/word/2020/wordml/sdtdatahash" xmlns:w16se="http://schemas.microsoft.com/office/word/2015/wordml/symex" xmlns:wpg="http://schemas.microsoft.com/office/word/2010/wordprocessingGroup" xmlns:wpi="http://schemas.microsoft.com/office/word/2010/wordprocessingInk" xmlns:wne="http://schemas.microsoft.com/office/word/2006/wordml" xmlns:wps="http://schemas.microsoft.com/office/word/2010/wordprocessingShape" mc:Ignorable="w14 w15 w16se w16cid w16 w16cex w16sdtdh wp14">
   <w:abstractNum w:abstractNumId="0" w15:restartNumberingAfterBreak="0">
     <w:nsid w:val="4CC6180F"/>
     <w:multiLevelType w:val="hybridMultilevel"/>
@@ -1830,14 +1712,14 @@
       </w:rPr>
     </w:lvl>
   </w:abstractNum>
-  <w:num w:numId="1" w16cid:durableId="1448693751">
+  <w:num w:numId="1">
     <w:abstractNumId w:val="0"/>
   </w:num>
 </w:numbering>
 </file>
 
 <file path=word/styles.xml><?xml version="1.0" encoding="utf-8"?>
-<w:styles xmlns:mc="http://schemas.openxmlformats.org/markup-compatibility/2006" xmlns:r="http://schemas.openxmlformats.org/officeDocument/2006/relationships" xmlns:w="http://schemas.openxmlformats.org/wordprocessingml/2006/main" xmlns:w14="http://schemas.microsoft.com/office/word/2010/wordml" xmlns:w15="http://schemas.microsoft.com/office/word/2012/wordml" xmlns:w16cex="http://schemas.microsoft.com/office/word/2018/wordml/cex" xmlns:w16cid="http://schemas.microsoft.com/office/word/2016/wordml/cid" xmlns:w16="http://schemas.microsoft.com/office/word/2018/wordml" xmlns:w16du="http://schemas.microsoft.com/office/word/2023/wordml/word16du" xmlns:w16sdtdh="http://schemas.microsoft.com/office/word/2020/wordml/sdtdatahash" xmlns:w16sdtfl="http://schemas.microsoft.com/office/word/2024/wordml/sdtformatlock" xmlns:w16se="http://schemas.microsoft.com/office/word/2015/wordml/symex" mc:Ignorable="w14 w15 w16se w16cid w16 w16cex w16sdtdh w16sdtfl w16du">
+<w:styles xmlns:mc="http://schemas.openxmlformats.org/markup-compatibility/2006" xmlns:r="http://schemas.openxmlformats.org/officeDocument/2006/relationships" xmlns:w="http://schemas.openxmlformats.org/wordprocessingml/2006/main" xmlns:w14="http://schemas.microsoft.com/office/word/2010/wordml" xmlns:w15="http://schemas.microsoft.com/office/word/2012/wordml" xmlns:w16cex="http://schemas.microsoft.com/office/word/2018/wordml/cex" xmlns:w16cid="http://schemas.microsoft.com/office/word/2016/wordml/cid" xmlns:w16="http://schemas.microsoft.com/office/word/2018/wordml" xmlns:w16sdtdh="http://schemas.microsoft.com/office/word/2020/wordml/sdtdatahash" xmlns:w16se="http://schemas.microsoft.com/office/word/2015/wordml/symex" mc:Ignorable="w14 w15 w16se w16cid w16 w16cex w16sdtdh">
   <w:docDefaults>
     <w:rPrDefault>
       <w:rPr>
